--- a/docs/NEED2DONE_LAUNCH/01_BUSINESS_REGISTRATION_&_LICENSES/Trade_License_Checklist.docx
+++ b/docs/NEED2DONE_LAUNCH/01_BUSINESS_REGISTRATION_&_LICENSES/Trade_License_Checklist.docx
@@ -12,7 +12,7 @@
           <w:color w:val="022B5E"/>
           <w:sz w:val="36"/>
         </w:rPr>
-        <w:t>Trade License &amp; Business Registration Checklist</w:t>
+        <w:t>Need2Done — Trade License &amp; Municipal Compliance Checklist</w:t>
       </w:r>
     </w:p>
     <w:p>
@@ -31,13 +31,29 @@
           <w:color w:val="1E293B"/>
           <w:sz w:val="21"/>
         </w:rPr>
-        <w:t>Need2Done Commercial Pre-Launch Protocol</w:t>
+        <w:t>Jurisdiction:</w:t>
       </w:r>
       <w:r>
         <w:rPr>
           <w:color w:val="1E293B"/>
           <w:sz w:val="21"/>
         </w:rPr>
+        <w:t xml:space="preserve"> Municipal Corporation / Urban Local Body (ULB) </w:t>
+      </w:r>
+      <w:r>
+        <w:rPr>
+          <w:b/>
+          <w:color w:val="1E293B"/>
+          <w:sz w:val="21"/>
+        </w:rPr>
+        <w:t>Industry Classification:</w:t>
+      </w:r>
+      <w:r>
+        <w:rPr>
+          <w:color w:val="1E293B"/>
+          <w:sz w:val="21"/>
+        </w:rPr>
+        <w:t xml:space="preserve"> Technology Enabled Services (ITeS) / Hyperlocal Intermediary Office</w:t>
       </w:r>
     </w:p>
     <w:p>
@@ -61,7 +77,7 @@
           <w:color w:val="022B5E"/>
           <w:sz w:val="28"/>
         </w:rPr>
-        <w:t>1. Trade License Requirements (Municipal Corporation)</w:t>
+        <w:t>1. Trade License Application Overview</w:t>
       </w:r>
     </w:p>
     <w:p>
@@ -73,33 +89,7 @@
           <w:color w:val="1E293B"/>
           <w:sz w:val="21"/>
         </w:rPr>
-        <w:t>A Trade License is mandatory to commercially operate a local delivery &amp; aggregator service office.</w:t>
-      </w:r>
-    </w:p>
-    <w:p>
-      <w:pPr>
-        <w:spacing w:before="200" w:after="60"/>
-      </w:pPr>
-      <w:r>
-        <w:rPr>
-          <w:b/>
-          <w:color w:val="FF7D00"/>
-          <w:sz w:val="24"/>
-        </w:rPr>
-        <w:t>Required Documentation:</w:t>
-      </w:r>
-    </w:p>
-    <w:p>
-      <w:pPr>
-        <w:pStyle w:val="ListBullet"/>
-        <w:spacing w:after="60" w:line="276" w:lineRule="auto"/>
-      </w:pPr>
-      <w:r>
-        <w:rPr>
-          <w:color w:val="1E293B"/>
-          <w:sz w:val="21"/>
-        </w:rPr>
-        <w:t xml:space="preserve">[ ] </w:t>
+        <w:t xml:space="preserve">Need2Done operates as an online technology intermediary providing automated task routing and domestic service scheduling. The physical business location operates as an </w:t>
       </w:r>
       <w:r>
         <w:rPr>
@@ -107,154 +97,14 @@
           <w:color w:val="1E293B"/>
           <w:sz w:val="21"/>
         </w:rPr>
-        <w:t>Lease / Rental Agreement</w:t>
+        <w:t>Administrative / Software Operating Office</w:t>
       </w:r>
       <w:r>
         <w:rPr>
           <w:color w:val="1E293B"/>
           <w:sz w:val="21"/>
         </w:rPr>
-        <w:t xml:space="preserve"> or Ownership Deed for office premises.</w:t>
-      </w:r>
-    </w:p>
-    <w:p>
-      <w:pPr>
-        <w:pStyle w:val="ListBullet"/>
-        <w:spacing w:after="60" w:line="276" w:lineRule="auto"/>
-      </w:pPr>
-      <w:r>
-        <w:rPr>
-          <w:color w:val="1E293B"/>
-          <w:sz w:val="21"/>
-        </w:rPr>
-        <w:t xml:space="preserve">[ ] </w:t>
-      </w:r>
-      <w:r>
-        <w:rPr>
-          <w:b/>
-          <w:color w:val="1E293B"/>
-          <w:sz w:val="21"/>
-        </w:rPr>
-        <w:t>Electricity / Utility Bill</w:t>
-      </w:r>
-      <w:r>
-        <w:rPr>
-          <w:color w:val="1E293B"/>
-          <w:sz w:val="21"/>
-        </w:rPr>
-        <w:t xml:space="preserve"> of the commercial premises (not older than 2 months).</w:t>
-      </w:r>
-    </w:p>
-    <w:p>
-      <w:pPr>
-        <w:pStyle w:val="ListBullet"/>
-        <w:spacing w:after="60" w:line="276" w:lineRule="auto"/>
-      </w:pPr>
-      <w:r>
-        <w:rPr>
-          <w:color w:val="1E293B"/>
-          <w:sz w:val="21"/>
-        </w:rPr>
-        <w:t xml:space="preserve">[ ] </w:t>
-      </w:r>
-      <w:r>
-        <w:rPr>
-          <w:b/>
-          <w:color w:val="1E293B"/>
-          <w:sz w:val="21"/>
-        </w:rPr>
-        <w:t>NOC (No Objection Certificate)</w:t>
-      </w:r>
-      <w:r>
-        <w:rPr>
-          <w:color w:val="1E293B"/>
-          <w:sz w:val="21"/>
-        </w:rPr>
-        <w:t xml:space="preserve"> from the premises owner / building association.</w:t>
-      </w:r>
-    </w:p>
-    <w:p>
-      <w:pPr>
-        <w:pStyle w:val="ListBullet"/>
-        <w:spacing w:after="60" w:line="276" w:lineRule="auto"/>
-      </w:pPr>
-      <w:r>
-        <w:rPr>
-          <w:color w:val="1E293B"/>
-          <w:sz w:val="21"/>
-        </w:rPr>
-        <w:t xml:space="preserve">[ ] </w:t>
-      </w:r>
-      <w:r>
-        <w:rPr>
-          <w:b/>
-          <w:color w:val="1E293B"/>
-          <w:sz w:val="21"/>
-        </w:rPr>
-        <w:t>Premises Layout Plan / Floor Map</w:t>
-      </w:r>
-      <w:r>
-        <w:rPr>
-          <w:color w:val="1E293B"/>
-          <w:sz w:val="21"/>
-        </w:rPr>
-        <w:t>.</w:t>
-      </w:r>
-    </w:p>
-    <w:p>
-      <w:pPr>
-        <w:pStyle w:val="ListBullet"/>
-        <w:spacing w:after="60" w:line="276" w:lineRule="auto"/>
-      </w:pPr>
-      <w:r>
-        <w:rPr>
-          <w:color w:val="1E293B"/>
-          <w:sz w:val="21"/>
-        </w:rPr>
-        <w:t xml:space="preserve">[ ] </w:t>
-      </w:r>
-      <w:r>
-        <w:rPr>
-          <w:b/>
-          <w:color w:val="1E293B"/>
-          <w:sz w:val="21"/>
-        </w:rPr>
-        <w:t>Fire Safety NOC</w:t>
-      </w:r>
-      <w:r>
-        <w:rPr>
-          <w:color w:val="1E293B"/>
-          <w:sz w:val="21"/>
-        </w:rPr>
-        <w:t xml:space="preserve"> (if office / storage facility exceeds local municipal size threshold).</w:t>
-      </w:r>
-    </w:p>
-    <w:p>
-      <w:pPr>
-        <w:pStyle w:val="ListBullet"/>
-        <w:spacing w:after="60" w:line="276" w:lineRule="auto"/>
-      </w:pPr>
-      <w:r>
-        <w:rPr>
-          <w:color w:val="1E293B"/>
-          <w:sz w:val="21"/>
-        </w:rPr>
-        <w:t xml:space="preserve">[ ] </w:t>
-      </w:r>
-      <w:r>
-        <w:rPr>
-          <w:b/>
-          <w:color w:val="1E293B"/>
-          <w:sz w:val="21"/>
-        </w:rPr>
-        <w:t>PAN Card of Company / Entity</w:t>
-      </w:r>
-      <w:r>
-        <w:rPr>
-          <w:color w:val="1E293B"/>
-          <w:sz w:val="21"/>
-        </w:rPr>
-        <w:t xml:space="preserve"> and ID/Address proofs of all Directors / Partners.</w:t>
+        <w:t xml:space="preserve"> coordinating digital orders.</w:t>
       </w:r>
     </w:p>
     <w:p>
@@ -278,602 +128,517 @@
           <w:color w:val="022B5E"/>
           <w:sz w:val="28"/>
         </w:rPr>
-        <w:t>2. Accompanying Legal &amp; Tax Registrations</w:t>
+        <w:t>2. Mandatory Statutory Documentation Checklist</w:t>
       </w:r>
     </w:p>
-    <w:tbl>
-      <w:tblPr>
-        <w:tblW w:type="auto" w:w="0"/>
-        <w:jc w:val="center"/>
-        <w:tblLayout w:type="autofit"/>
-        <w:tblLook w:firstColumn="1" w:firstRow="1" w:lastColumn="0" w:lastRow="0" w:noHBand="0" w:noVBand="1" w:val="04A0"/>
-      </w:tblPr>
-      <w:tblGrid>
-        <w:gridCol w:w="2484"/>
-        <w:gridCol w:w="2484"/>
-        <w:gridCol w:w="2484"/>
-        <w:gridCol w:w="2484"/>
-      </w:tblGrid>
-      <w:tr>
-        <w:tc>
-          <w:tcPr>
-            <w:tcW w:type="dxa" w:w="2484"/>
-            <w:shd w:fill="022B5E"/>
-            <w:tcMar>
-              <w:top w:w="140" w:type="dxa"/>
-              <w:bottom w:w="140" w:type="dxa"/>
-              <w:left w:w="140" w:type="dxa"/>
-              <w:right w:w="140" w:type="dxa"/>
-            </w:tcMar>
-          </w:tcPr>
-          <w:p>
-            <w:pPr>
-              <w:spacing w:after="40" w:before="40"/>
-            </w:pPr>
-            <w:r>
-              <w:rPr>
-                <w:b/>
-              </w:rPr>
-            </w:r>
-            <w:r>
-              <w:rPr>
-                <w:color w:val="FFFFFF"/>
-                <w:sz w:val="19"/>
-              </w:rPr>
-              <w:t>Registration</w:t>
-            </w:r>
-          </w:p>
-        </w:tc>
-        <w:tc>
-          <w:tcPr>
-            <w:tcW w:type="dxa" w:w="2484"/>
-            <w:shd w:fill="022B5E"/>
-            <w:tcMar>
-              <w:top w:w="140" w:type="dxa"/>
-              <w:bottom w:w="140" w:type="dxa"/>
-              <w:left w:w="140" w:type="dxa"/>
-              <w:right w:w="140" w:type="dxa"/>
-            </w:tcMar>
-          </w:tcPr>
-          <w:p>
-            <w:pPr>
-              <w:spacing w:after="40" w:before="40"/>
-            </w:pPr>
-            <w:r>
-              <w:rPr>
-                <w:b/>
-              </w:rPr>
-            </w:r>
-            <w:r>
-              <w:rPr>
-                <w:color w:val="FFFFFF"/>
-                <w:sz w:val="19"/>
-              </w:rPr>
-              <w:t>Governing Authority</w:t>
-            </w:r>
-          </w:p>
-        </w:tc>
-        <w:tc>
-          <w:tcPr>
-            <w:tcW w:type="dxa" w:w="2484"/>
-            <w:shd w:fill="022B5E"/>
-            <w:tcMar>
-              <w:top w:w="140" w:type="dxa"/>
-              <w:bottom w:w="140" w:type="dxa"/>
-              <w:left w:w="140" w:type="dxa"/>
-              <w:right w:w="140" w:type="dxa"/>
-            </w:tcMar>
-          </w:tcPr>
-          <w:p>
-            <w:pPr>
-              <w:spacing w:after="40" w:before="40"/>
-            </w:pPr>
-            <w:r>
-              <w:rPr>
-                <w:b/>
-              </w:rPr>
-            </w:r>
-            <w:r>
-              <w:rPr>
-                <w:color w:val="FFFFFF"/>
-                <w:sz w:val="19"/>
-              </w:rPr>
-              <w:t>Purpose / Threshold</w:t>
-            </w:r>
-          </w:p>
-        </w:tc>
-        <w:tc>
-          <w:tcPr>
-            <w:tcW w:type="dxa" w:w="2484"/>
-            <w:shd w:fill="022B5E"/>
-            <w:tcMar>
-              <w:top w:w="140" w:type="dxa"/>
-              <w:bottom w:w="140" w:type="dxa"/>
-              <w:left w:w="140" w:type="dxa"/>
-              <w:right w:w="140" w:type="dxa"/>
-            </w:tcMar>
-          </w:tcPr>
-          <w:p>
-            <w:pPr>
-              <w:spacing w:after="40" w:before="40"/>
-            </w:pPr>
-            <w:r>
-              <w:rPr>
-                <w:b/>
-              </w:rPr>
-            </w:r>
-            <w:r>
-              <w:rPr>
-                <w:color w:val="FFFFFF"/>
-                <w:sz w:val="19"/>
-              </w:rPr>
-              <w:t>Status</w:t>
-            </w:r>
-          </w:p>
-        </w:tc>
-      </w:tr>
-      <w:tr>
-        <w:tc>
-          <w:tcPr>
-            <w:tcW w:type="dxa" w:w="2484"/>
-            <w:shd w:fill="F8FAFC"/>
-            <w:tcMar>
-              <w:top w:w="100" w:type="dxa"/>
-              <w:bottom w:w="100" w:type="dxa"/>
-              <w:left w:w="140" w:type="dxa"/>
-              <w:right w:w="140" w:type="dxa"/>
-            </w:tcMar>
-          </w:tcPr>
-          <w:p>
-            <w:pPr>
-              <w:spacing w:after="40" w:before="40"/>
-            </w:pPr>
-            <w:r/>
-            <w:r>
-              <w:rPr>
-                <w:color w:val="1E293B"/>
-                <w:sz w:val="18"/>
-              </w:rPr>
-            </w:r>
-            <w:r>
-              <w:rPr>
-                <w:b/>
-                <w:color w:val="1E293B"/>
-                <w:sz w:val="18"/>
-              </w:rPr>
-              <w:t>GST Registration</w:t>
-            </w:r>
-            <w:r>
-              <w:rPr>
-                <w:color w:val="1E293B"/>
-                <w:sz w:val="18"/>
-              </w:rPr>
-            </w:r>
-          </w:p>
-        </w:tc>
-        <w:tc>
-          <w:tcPr>
-            <w:tcW w:type="dxa" w:w="2484"/>
-            <w:shd w:fill="F8FAFC"/>
-            <w:tcMar>
-              <w:top w:w="100" w:type="dxa"/>
-              <w:bottom w:w="100" w:type="dxa"/>
-              <w:left w:w="140" w:type="dxa"/>
-              <w:right w:w="140" w:type="dxa"/>
-            </w:tcMar>
-          </w:tcPr>
-          <w:p>
-            <w:pPr>
-              <w:spacing w:after="40" w:before="40"/>
-            </w:pPr>
-            <w:r/>
-            <w:r>
-              <w:rPr>
-                <w:color w:val="1E293B"/>
-                <w:sz w:val="18"/>
-              </w:rPr>
-              <w:t>Central Board of Indirect Taxes and Customs (CBIC)</w:t>
-            </w:r>
-          </w:p>
-        </w:tc>
-        <w:tc>
-          <w:tcPr>
-            <w:tcW w:type="dxa" w:w="2484"/>
-            <w:shd w:fill="F8FAFC"/>
-            <w:tcMar>
-              <w:top w:w="100" w:type="dxa"/>
-              <w:bottom w:w="100" w:type="dxa"/>
-              <w:left w:w="140" w:type="dxa"/>
-              <w:right w:w="140" w:type="dxa"/>
-            </w:tcMar>
-          </w:tcPr>
-          <w:p>
-            <w:pPr>
-              <w:spacing w:after="40" w:before="40"/>
-            </w:pPr>
-            <w:r/>
-            <w:r>
-              <w:rPr>
-                <w:color w:val="1E293B"/>
-                <w:sz w:val="18"/>
-              </w:rPr>
-              <w:t>Intermediary commission charging, input tax credit, Razorpay gateway compliance.</w:t>
-            </w:r>
-          </w:p>
-        </w:tc>
-        <w:tc>
-          <w:tcPr>
-            <w:tcW w:type="dxa" w:w="2484"/>
-            <w:shd w:fill="F8FAFC"/>
-            <w:tcMar>
-              <w:top w:w="100" w:type="dxa"/>
-              <w:bottom w:w="100" w:type="dxa"/>
-              <w:left w:w="140" w:type="dxa"/>
-              <w:right w:w="140" w:type="dxa"/>
-            </w:tcMar>
-          </w:tcPr>
-          <w:p>
-            <w:pPr>
-              <w:spacing w:after="40" w:before="40"/>
-            </w:pPr>
-            <w:r/>
-            <w:r>
-              <w:rPr>
-                <w:color w:val="1E293B"/>
-                <w:sz w:val="18"/>
-              </w:rPr>
-              <w:t>Pending / In-Progress</w:t>
-            </w:r>
-          </w:p>
-        </w:tc>
-      </w:tr>
-      <w:tr>
-        <w:tc>
-          <w:tcPr>
-            <w:tcW w:type="dxa" w:w="2484"/>
-            <w:shd w:fill="FFFFFF"/>
-            <w:tcMar>
-              <w:top w:w="100" w:type="dxa"/>
-              <w:bottom w:w="100" w:type="dxa"/>
-              <w:left w:w="140" w:type="dxa"/>
-              <w:right w:w="140" w:type="dxa"/>
-            </w:tcMar>
-          </w:tcPr>
-          <w:p>
-            <w:pPr>
-              <w:spacing w:after="40" w:before="40"/>
-            </w:pPr>
-            <w:r/>
-            <w:r>
-              <w:rPr>
-                <w:color w:val="1E293B"/>
-                <w:sz w:val="18"/>
-              </w:rPr>
-            </w:r>
-            <w:r>
-              <w:rPr>
-                <w:b/>
-                <w:color w:val="1E293B"/>
-                <w:sz w:val="18"/>
-              </w:rPr>
-              <w:t>MSME / Udyam</w:t>
-            </w:r>
-            <w:r>
-              <w:rPr>
-                <w:color w:val="1E293B"/>
-                <w:sz w:val="18"/>
-              </w:rPr>
-            </w:r>
-          </w:p>
-        </w:tc>
-        <w:tc>
-          <w:tcPr>
-            <w:tcW w:type="dxa" w:w="2484"/>
-            <w:shd w:fill="FFFFFF"/>
-            <w:tcMar>
-              <w:top w:w="100" w:type="dxa"/>
-              <w:bottom w:w="100" w:type="dxa"/>
-              <w:left w:w="140" w:type="dxa"/>
-              <w:right w:w="140" w:type="dxa"/>
-            </w:tcMar>
-          </w:tcPr>
-          <w:p>
-            <w:pPr>
-              <w:spacing w:after="40" w:before="40"/>
-            </w:pPr>
-            <w:r/>
-            <w:r>
-              <w:rPr>
-                <w:color w:val="1E293B"/>
-                <w:sz w:val="18"/>
-              </w:rPr>
-              <w:t>Ministry of MSME</w:t>
-            </w:r>
-          </w:p>
-        </w:tc>
-        <w:tc>
-          <w:tcPr>
-            <w:tcW w:type="dxa" w:w="2484"/>
-            <w:shd w:fill="FFFFFF"/>
-            <w:tcMar>
-              <w:top w:w="100" w:type="dxa"/>
-              <w:bottom w:w="100" w:type="dxa"/>
-              <w:left w:w="140" w:type="dxa"/>
-              <w:right w:w="140" w:type="dxa"/>
-            </w:tcMar>
-          </w:tcPr>
-          <w:p>
-            <w:pPr>
-              <w:spacing w:after="40" w:before="40"/>
-            </w:pPr>
-            <w:r/>
-            <w:r>
-              <w:rPr>
-                <w:color w:val="1E293B"/>
-                <w:sz w:val="18"/>
-              </w:rPr>
-              <w:t>Government subsidy, MSME dispute fast-track protection, startup recognition.</w:t>
-            </w:r>
-          </w:p>
-        </w:tc>
-        <w:tc>
-          <w:tcPr>
-            <w:tcW w:type="dxa" w:w="2484"/>
-            <w:shd w:fill="FFFFFF"/>
-            <w:tcMar>
-              <w:top w:w="100" w:type="dxa"/>
-              <w:bottom w:w="100" w:type="dxa"/>
-              <w:left w:w="140" w:type="dxa"/>
-              <w:right w:w="140" w:type="dxa"/>
-            </w:tcMar>
-          </w:tcPr>
-          <w:p>
-            <w:pPr>
-              <w:spacing w:after="40" w:before="40"/>
-            </w:pPr>
-            <w:r/>
-            <w:r>
-              <w:rPr>
-                <w:color w:val="1E293B"/>
-                <w:sz w:val="18"/>
-              </w:rPr>
-              <w:t>Recommended</w:t>
-            </w:r>
-          </w:p>
-        </w:tc>
-      </w:tr>
-      <w:tr>
-        <w:tc>
-          <w:tcPr>
-            <w:tcW w:type="dxa" w:w="2484"/>
-            <w:shd w:fill="F8FAFC"/>
-            <w:tcMar>
-              <w:top w:w="100" w:type="dxa"/>
-              <w:bottom w:w="100" w:type="dxa"/>
-              <w:left w:w="140" w:type="dxa"/>
-              <w:right w:w="140" w:type="dxa"/>
-            </w:tcMar>
-          </w:tcPr>
-          <w:p>
-            <w:pPr>
-              <w:spacing w:after="40" w:before="40"/>
-            </w:pPr>
-            <w:r/>
-            <w:r>
-              <w:rPr>
-                <w:color w:val="1E293B"/>
-                <w:sz w:val="18"/>
-              </w:rPr>
-            </w:r>
-            <w:r>
-              <w:rPr>
-                <w:b/>
-                <w:color w:val="1E293B"/>
-                <w:sz w:val="18"/>
-              </w:rPr>
-              <w:t>Shop &amp; Establishment</w:t>
-            </w:r>
-            <w:r>
-              <w:rPr>
-                <w:color w:val="1E293B"/>
-                <w:sz w:val="18"/>
-              </w:rPr>
-            </w:r>
-          </w:p>
-        </w:tc>
-        <w:tc>
-          <w:tcPr>
-            <w:tcW w:type="dxa" w:w="2484"/>
-            <w:shd w:fill="F8FAFC"/>
-            <w:tcMar>
-              <w:top w:w="100" w:type="dxa"/>
-              <w:bottom w:w="100" w:type="dxa"/>
-              <w:left w:w="140" w:type="dxa"/>
-              <w:right w:w="140" w:type="dxa"/>
-            </w:tcMar>
-          </w:tcPr>
-          <w:p>
-            <w:pPr>
-              <w:spacing w:after="40" w:before="40"/>
-            </w:pPr>
-            <w:r/>
-            <w:r>
-              <w:rPr>
-                <w:color w:val="1E293B"/>
-                <w:sz w:val="18"/>
-              </w:rPr>
-              <w:t>State Labor Department</w:t>
-            </w:r>
-          </w:p>
-        </w:tc>
-        <w:tc>
-          <w:tcPr>
-            <w:tcW w:type="dxa" w:w="2484"/>
-            <w:shd w:fill="F8FAFC"/>
-            <w:tcMar>
-              <w:top w:w="100" w:type="dxa"/>
-              <w:bottom w:w="100" w:type="dxa"/>
-              <w:left w:w="140" w:type="dxa"/>
-              <w:right w:w="140" w:type="dxa"/>
-            </w:tcMar>
-          </w:tcPr>
-          <w:p>
-            <w:pPr>
-              <w:spacing w:after="40" w:before="40"/>
-            </w:pPr>
-            <w:r/>
-            <w:r>
-              <w:rPr>
-                <w:color w:val="1E293B"/>
-                <w:sz w:val="18"/>
-              </w:rPr>
-              <w:t>Commercial establishment registration, working hours &amp; employee rules.</w:t>
-            </w:r>
-          </w:p>
-        </w:tc>
-        <w:tc>
-          <w:tcPr>
-            <w:tcW w:type="dxa" w:w="2484"/>
-            <w:shd w:fill="F8FAFC"/>
-            <w:tcMar>
-              <w:top w:w="100" w:type="dxa"/>
-              <w:bottom w:w="100" w:type="dxa"/>
-              <w:left w:w="140" w:type="dxa"/>
-              <w:right w:w="140" w:type="dxa"/>
-            </w:tcMar>
-          </w:tcPr>
-          <w:p>
-            <w:pPr>
-              <w:spacing w:after="40" w:before="40"/>
-            </w:pPr>
-            <w:r/>
-            <w:r>
-              <w:rPr>
-                <w:color w:val="1E293B"/>
-                <w:sz w:val="18"/>
-              </w:rPr>
-              <w:t>Mandatory</w:t>
-            </w:r>
-          </w:p>
-        </w:tc>
-      </w:tr>
-      <w:tr>
-        <w:tc>
-          <w:tcPr>
-            <w:tcW w:type="dxa" w:w="2484"/>
-            <w:shd w:fill="FFFFFF"/>
-            <w:tcMar>
-              <w:top w:w="100" w:type="dxa"/>
-              <w:bottom w:w="100" w:type="dxa"/>
-              <w:left w:w="140" w:type="dxa"/>
-              <w:right w:w="140" w:type="dxa"/>
-            </w:tcMar>
-          </w:tcPr>
-          <w:p>
-            <w:pPr>
-              <w:spacing w:after="40" w:before="40"/>
-            </w:pPr>
-            <w:r/>
-            <w:r>
-              <w:rPr>
-                <w:color w:val="1E293B"/>
-                <w:sz w:val="18"/>
-              </w:rPr>
-            </w:r>
-            <w:r>
-              <w:rPr>
-                <w:b/>
-                <w:color w:val="1E293B"/>
-                <w:sz w:val="18"/>
-              </w:rPr>
-              <w:t>Current Bank Account</w:t>
-            </w:r>
-            <w:r>
-              <w:rPr>
-                <w:color w:val="1E293B"/>
-                <w:sz w:val="18"/>
-              </w:rPr>
-            </w:r>
-          </w:p>
-        </w:tc>
-        <w:tc>
-          <w:tcPr>
-            <w:tcW w:type="dxa" w:w="2484"/>
-            <w:shd w:fill="FFFFFF"/>
-            <w:tcMar>
-              <w:top w:w="100" w:type="dxa"/>
-              <w:bottom w:w="100" w:type="dxa"/>
-              <w:left w:w="140" w:type="dxa"/>
-              <w:right w:w="140" w:type="dxa"/>
-            </w:tcMar>
-          </w:tcPr>
-          <w:p>
-            <w:pPr>
-              <w:spacing w:after="40" w:before="40"/>
-            </w:pPr>
-            <w:r/>
-            <w:r>
-              <w:rPr>
-                <w:color w:val="1E293B"/>
-                <w:sz w:val="18"/>
-              </w:rPr>
-              <w:t>Authorized Commercial Bank</w:t>
-            </w:r>
-          </w:p>
-        </w:tc>
-        <w:tc>
-          <w:tcPr>
-            <w:tcW w:type="dxa" w:w="2484"/>
-            <w:shd w:fill="FFFFFF"/>
-            <w:tcMar>
-              <w:top w:w="100" w:type="dxa"/>
-              <w:bottom w:w="100" w:type="dxa"/>
-              <w:left w:w="140" w:type="dxa"/>
-              <w:right w:w="140" w:type="dxa"/>
-            </w:tcMar>
-          </w:tcPr>
-          <w:p>
-            <w:pPr>
-              <w:spacing w:after="40" w:before="40"/>
-            </w:pPr>
-            <w:r/>
-            <w:r>
-              <w:rPr>
-                <w:color w:val="1E293B"/>
-                <w:sz w:val="18"/>
-              </w:rPr>
-              <w:t>Integration with Payment Gateway settlement escrow.</w:t>
-            </w:r>
-          </w:p>
-        </w:tc>
-        <w:tc>
-          <w:tcPr>
-            <w:tcW w:type="dxa" w:w="2484"/>
-            <w:shd w:fill="FFFFFF"/>
-            <w:tcMar>
-              <w:top w:w="100" w:type="dxa"/>
-              <w:bottom w:w="100" w:type="dxa"/>
-              <w:left w:w="140" w:type="dxa"/>
-              <w:right w:w="140" w:type="dxa"/>
-            </w:tcMar>
-          </w:tcPr>
-          <w:p>
-            <w:pPr>
-              <w:spacing w:after="40" w:before="40"/>
-            </w:pPr>
-            <w:r/>
-            <w:r>
-              <w:rPr>
-                <w:color w:val="1E293B"/>
-                <w:sz w:val="18"/>
-              </w:rPr>
-              <w:t>Active</w:t>
-            </w:r>
-          </w:p>
-        </w:tc>
-      </w:tr>
-    </w:tbl>
-    <w:p/>
+    <w:p>
+      <w:pPr>
+        <w:spacing w:before="200" w:after="60"/>
+      </w:pPr>
+      <w:r>
+        <w:rPr>
+          <w:b/>
+          <w:color w:val="FF7D00"/>
+          <w:sz w:val="24"/>
+        </w:rPr>
+        <w:t>A. Applicant &amp; Identity Proofs</w:t>
+      </w:r>
+    </w:p>
+    <w:p>
+      <w:pPr>
+        <w:spacing w:after="60"/>
+        <w:ind w:left="360"/>
+      </w:pPr>
+      <w:r>
+        <w:rPr>
+          <w:b/>
+          <w:color w:val="64748B"/>
+        </w:rPr>
+        <w:t xml:space="preserve">[  ] </w:t>
+      </w:r>
+      <w:r>
+        <w:rPr>
+          <w:color w:val="1E293B"/>
+          <w:sz w:val="21"/>
+        </w:rPr>
+      </w:r>
+      <w:r>
+        <w:rPr>
+          <w:b/>
+          <w:color w:val="1E293B"/>
+          <w:sz w:val="21"/>
+        </w:rPr>
+        <w:t>PAN Card of Applicant / Proprietor</w:t>
+      </w:r>
+      <w:r>
+        <w:rPr>
+          <w:color w:val="1E293B"/>
+          <w:sz w:val="21"/>
+        </w:rPr>
+      </w:r>
+    </w:p>
+    <w:p>
+      <w:pPr>
+        <w:spacing w:after="60"/>
+        <w:ind w:left="360"/>
+      </w:pPr>
+      <w:r>
+        <w:rPr>
+          <w:b/>
+          <w:color w:val="64748B"/>
+        </w:rPr>
+        <w:t xml:space="preserve">[  ] </w:t>
+      </w:r>
+      <w:r>
+        <w:rPr>
+          <w:color w:val="1E293B"/>
+          <w:sz w:val="21"/>
+        </w:rPr>
+      </w:r>
+      <w:r>
+        <w:rPr>
+          <w:b/>
+          <w:color w:val="1E293B"/>
+          <w:sz w:val="21"/>
+        </w:rPr>
+        <w:t>Aadhaar Card of Applicant / Proprietor</w:t>
+      </w:r>
+      <w:r>
+        <w:rPr>
+          <w:color w:val="1E293B"/>
+          <w:sz w:val="21"/>
+        </w:rPr>
+      </w:r>
+    </w:p>
+    <w:p>
+      <w:pPr>
+        <w:spacing w:after="60"/>
+        <w:ind w:left="360"/>
+      </w:pPr>
+      <w:r>
+        <w:rPr>
+          <w:b/>
+          <w:color w:val="64748B"/>
+        </w:rPr>
+        <w:t xml:space="preserve">[  ] </w:t>
+      </w:r>
+      <w:r>
+        <w:rPr>
+          <w:color w:val="1E293B"/>
+          <w:sz w:val="21"/>
+        </w:rPr>
+      </w:r>
+      <w:r>
+        <w:rPr>
+          <w:b/>
+          <w:color w:val="1E293B"/>
+          <w:sz w:val="21"/>
+        </w:rPr>
+        <w:t>Passport Size Photographs (2 Copies)</w:t>
+      </w:r>
+      <w:r>
+        <w:rPr>
+          <w:color w:val="1E293B"/>
+          <w:sz w:val="21"/>
+        </w:rPr>
+      </w:r>
+    </w:p>
+    <w:p>
+      <w:pPr>
+        <w:spacing w:before="200" w:after="60"/>
+      </w:pPr>
+      <w:r>
+        <w:rPr>
+          <w:b/>
+          <w:color w:val="FF7D00"/>
+          <w:sz w:val="24"/>
+        </w:rPr>
+        <w:t>B. Registered Office &amp; Premises Proof</w:t>
+      </w:r>
+    </w:p>
+    <w:p>
+      <w:pPr>
+        <w:spacing w:after="60"/>
+        <w:ind w:left="360"/>
+      </w:pPr>
+      <w:r>
+        <w:rPr>
+          <w:b/>
+          <w:color w:val="64748B"/>
+        </w:rPr>
+        <w:t xml:space="preserve">[  ] </w:t>
+      </w:r>
+      <w:r>
+        <w:rPr>
+          <w:color w:val="1E293B"/>
+          <w:sz w:val="21"/>
+        </w:rPr>
+      </w:r>
+      <w:r>
+        <w:rPr>
+          <w:b/>
+          <w:color w:val="1E293B"/>
+          <w:sz w:val="21"/>
+        </w:rPr>
+        <w:t>Property Ownership Proof:</w:t>
+      </w:r>
+      <w:r>
+        <w:rPr>
+          <w:color w:val="1E293B"/>
+          <w:sz w:val="21"/>
+        </w:rPr>
+        <w:t xml:space="preserve"> Electricity Bill / Property Tax Receipt (if owned).</w:t>
+      </w:r>
+    </w:p>
+    <w:p>
+      <w:pPr>
+        <w:spacing w:after="60"/>
+        <w:ind w:left="360"/>
+      </w:pPr>
+      <w:r>
+        <w:rPr>
+          <w:b/>
+          <w:color w:val="64748B"/>
+        </w:rPr>
+        <w:t xml:space="preserve">[  ] </w:t>
+      </w:r>
+      <w:r>
+        <w:rPr>
+          <w:color w:val="1E293B"/>
+          <w:sz w:val="21"/>
+        </w:rPr>
+      </w:r>
+      <w:r>
+        <w:rPr>
+          <w:b/>
+          <w:color w:val="1E293B"/>
+          <w:sz w:val="21"/>
+        </w:rPr>
+        <w:t>Rental / Lease Agreement:</w:t>
+      </w:r>
+      <w:r>
+        <w:rPr>
+          <w:color w:val="1E293B"/>
+          <w:sz w:val="21"/>
+        </w:rPr>
+        <w:t xml:space="preserve"> Valid registered lease deed (if rented).</w:t>
+      </w:r>
+    </w:p>
+    <w:p>
+      <w:pPr>
+        <w:spacing w:after="60"/>
+        <w:ind w:left="360"/>
+      </w:pPr>
+      <w:r>
+        <w:rPr>
+          <w:b/>
+          <w:color w:val="64748B"/>
+        </w:rPr>
+        <w:t xml:space="preserve">[  ] </w:t>
+      </w:r>
+      <w:r>
+        <w:rPr>
+          <w:color w:val="1E293B"/>
+          <w:sz w:val="21"/>
+        </w:rPr>
+      </w:r>
+      <w:r>
+        <w:rPr>
+          <w:b/>
+          <w:color w:val="1E293B"/>
+          <w:sz w:val="21"/>
+        </w:rPr>
+        <w:t>Owner No-Objection Certificate (NOC):</w:t>
+      </w:r>
+      <w:r>
+        <w:rPr>
+          <w:color w:val="1E293B"/>
+          <w:sz w:val="21"/>
+        </w:rPr>
+        <w:t xml:space="preserve"> Formally authorizing commercial administrative operations at the premises.</w:t>
+      </w:r>
+    </w:p>
+    <w:p>
+      <w:pPr>
+        <w:spacing w:before="200" w:after="60"/>
+      </w:pPr>
+      <w:r>
+        <w:rPr>
+          <w:b/>
+          <w:color w:val="FF7D00"/>
+          <w:sz w:val="24"/>
+        </w:rPr>
+        <w:t>C. Business Registrations &amp; Tax Certifications</w:t>
+      </w:r>
+    </w:p>
+    <w:p>
+      <w:pPr>
+        <w:spacing w:after="60"/>
+        <w:ind w:left="360"/>
+      </w:pPr>
+      <w:r>
+        <w:rPr>
+          <w:b/>
+          <w:color w:val="64748B"/>
+        </w:rPr>
+        <w:t xml:space="preserve">[  ] </w:t>
+      </w:r>
+      <w:r>
+        <w:rPr>
+          <w:color w:val="1E293B"/>
+          <w:sz w:val="21"/>
+        </w:rPr>
+      </w:r>
+      <w:r>
+        <w:rPr>
+          <w:b/>
+          <w:color w:val="1E293B"/>
+          <w:sz w:val="21"/>
+        </w:rPr>
+        <w:t>MSME (Udyam) Registration Certificate</w:t>
+      </w:r>
+      <w:r>
+        <w:rPr>
+          <w:color w:val="1E293B"/>
+          <w:sz w:val="21"/>
+        </w:rPr>
+        <w:t xml:space="preserve"> (Under NIC 63112 / 63999 / 96099).</w:t>
+      </w:r>
+    </w:p>
+    <w:p>
+      <w:pPr>
+        <w:spacing w:after="60"/>
+        <w:ind w:left="360"/>
+      </w:pPr>
+      <w:r>
+        <w:rPr>
+          <w:b/>
+          <w:color w:val="64748B"/>
+        </w:rPr>
+        <w:t xml:space="preserve">[  ] </w:t>
+      </w:r>
+      <w:r>
+        <w:rPr>
+          <w:color w:val="1E293B"/>
+          <w:sz w:val="21"/>
+        </w:rPr>
+      </w:r>
+      <w:r>
+        <w:rPr>
+          <w:b/>
+          <w:color w:val="1E293B"/>
+          <w:sz w:val="21"/>
+        </w:rPr>
+        <w:t>GST Registration Certificate</w:t>
+      </w:r>
+      <w:r>
+        <w:rPr>
+          <w:color w:val="1E293B"/>
+          <w:sz w:val="21"/>
+        </w:rPr>
+        <w:t xml:space="preserve"> (For Intermediary Service Fees).</w:t>
+      </w:r>
+    </w:p>
+    <w:p>
+      <w:pPr>
+        <w:spacing w:after="60"/>
+        <w:ind w:left="360"/>
+      </w:pPr>
+      <w:r>
+        <w:rPr>
+          <w:b/>
+          <w:color w:val="64748B"/>
+        </w:rPr>
+        <w:t xml:space="preserve">[  ] </w:t>
+      </w:r>
+      <w:r>
+        <w:rPr>
+          <w:color w:val="1E293B"/>
+          <w:sz w:val="21"/>
+        </w:rPr>
+      </w:r>
+      <w:r>
+        <w:rPr>
+          <w:b/>
+          <w:color w:val="1E293B"/>
+          <w:sz w:val="21"/>
+        </w:rPr>
+        <w:t>Shop &amp; Establishment Act Registration</w:t>
+      </w:r>
+      <w:r>
+        <w:rPr>
+          <w:color w:val="1E293B"/>
+          <w:sz w:val="21"/>
+        </w:rPr>
+        <w:t xml:space="preserve"> (State Labor Department).</w:t>
+      </w:r>
+    </w:p>
+    <w:p>
+      <w:pPr>
+        <w:spacing w:after="60"/>
+        <w:ind w:left="360"/>
+      </w:pPr>
+      <w:r>
+        <w:rPr>
+          <w:b/>
+          <w:color w:val="64748B"/>
+        </w:rPr>
+        <w:t xml:space="preserve">[  ] </w:t>
+      </w:r>
+      <w:r>
+        <w:rPr>
+          <w:color w:val="1E293B"/>
+          <w:sz w:val="21"/>
+        </w:rPr>
+      </w:r>
+      <w:r>
+        <w:rPr>
+          <w:b/>
+          <w:color w:val="1E293B"/>
+          <w:sz w:val="21"/>
+        </w:rPr>
+        <w:t>Bank Account Statement / Cancelled Cheque</w:t>
+      </w:r>
+      <w:r>
+        <w:rPr>
+          <w:color w:val="1E293B"/>
+          <w:sz w:val="21"/>
+        </w:rPr>
+        <w:t xml:space="preserve"> in the legal business trade name.</w:t>
+      </w:r>
+    </w:p>
+    <w:p>
+      <w:pPr>
+        <w:spacing w:before="120" w:after="120"/>
+      </w:pPr>
+      <w:r>
+        <w:rPr>
+          <w:color w:val="E2E8F0"/>
+        </w:rPr>
+        <w:t>———————————————————————————————————————————————————————</w:t>
+      </w:r>
+    </w:p>
+    <w:p>
+      <w:pPr>
+        <w:spacing w:before="240" w:after="80"/>
+      </w:pPr>
+      <w:r>
+        <w:rPr>
+          <w:b/>
+          <w:color w:val="022B5E"/>
+          <w:sz w:val="28"/>
+        </w:rPr>
+        <w:t>3. Statutory Classification Details for Application Form</w:t>
+      </w:r>
+    </w:p>
+    <w:p>
+      <w:pPr>
+        <w:pStyle w:val="ListBullet"/>
+        <w:spacing w:after="60" w:line="276" w:lineRule="auto"/>
+      </w:pPr>
+      <w:r>
+        <w:rPr>
+          <w:color w:val="1E293B"/>
+          <w:sz w:val="21"/>
+        </w:rPr>
+      </w:r>
+      <w:r>
+        <w:rPr>
+          <w:b/>
+          <w:color w:val="1E293B"/>
+          <w:sz w:val="21"/>
+        </w:rPr>
+        <w:t>Nature of Business:</w:t>
+      </w:r>
+      <w:r>
+        <w:rPr>
+          <w:color w:val="1E293B"/>
+          <w:sz w:val="21"/>
+        </w:rPr>
+        <w:t xml:space="preserve"> Software Administrative Office / Online Marketplace Intermediary.</w:t>
+      </w:r>
+    </w:p>
+    <w:p>
+      <w:pPr>
+        <w:pStyle w:val="ListBullet"/>
+        <w:spacing w:after="60" w:line="276" w:lineRule="auto"/>
+      </w:pPr>
+      <w:r>
+        <w:rPr>
+          <w:color w:val="1E293B"/>
+          <w:sz w:val="21"/>
+        </w:rPr>
+      </w:r>
+      <w:r>
+        <w:rPr>
+          <w:b/>
+          <w:color w:val="1E293B"/>
+          <w:sz w:val="21"/>
+        </w:rPr>
+        <w:t>Trade Category:</w:t>
+      </w:r>
+      <w:r>
+        <w:rPr>
+          <w:color w:val="1E293B"/>
+          <w:sz w:val="21"/>
+        </w:rPr>
+        <w:t xml:space="preserve"> Non-hazardous Commercial Office / Information Technology Enabled Services (ITeS).</w:t>
+      </w:r>
+    </w:p>
+    <w:p>
+      <w:pPr>
+        <w:pStyle w:val="ListBullet"/>
+        <w:spacing w:after="60" w:line="276" w:lineRule="auto"/>
+      </w:pPr>
+      <w:r>
+        <w:rPr>
+          <w:color w:val="1E293B"/>
+          <w:sz w:val="21"/>
+        </w:rPr>
+      </w:r>
+      <w:r>
+        <w:rPr>
+          <w:b/>
+          <w:color w:val="1E293B"/>
+          <w:sz w:val="21"/>
+        </w:rPr>
+        <w:t>Power Connected / Machinery:</w:t>
+      </w:r>
+      <w:r>
+        <w:rPr>
+          <w:color w:val="1E293B"/>
+          <w:sz w:val="21"/>
+        </w:rPr>
+        <w:t xml:space="preserve"> Commercial computers, server terminals, Wi-Fi routers (No industrial manufacturing or pollutant machinery).</w:t>
+      </w:r>
+    </w:p>
+    <w:p>
+      <w:pPr>
+        <w:pStyle w:val="ListBullet"/>
+        <w:spacing w:after="60" w:line="276" w:lineRule="auto"/>
+      </w:pPr>
+      <w:r>
+        <w:rPr>
+          <w:color w:val="1E293B"/>
+          <w:sz w:val="21"/>
+        </w:rPr>
+      </w:r>
+      <w:r>
+        <w:rPr>
+          <w:b/>
+          <w:color w:val="1E293B"/>
+          <w:sz w:val="21"/>
+        </w:rPr>
+        <w:t>Working Hours:</w:t>
+      </w:r>
+      <w:r>
+        <w:rPr>
+          <w:color w:val="1E293B"/>
+          <w:sz w:val="21"/>
+        </w:rPr>
+        <w:t xml:space="preserve"> 24/7 Digital Operations; Office Operating Hours: 09:00 AM – 08:00 PM.</w:t>
+      </w:r>
+    </w:p>
     <w:sectPr>
       <w:headerReference w:type="default" r:id="rId9"/>
       <w:footerReference w:type="default" r:id="rId10"/>
